--- a/index.docx
+++ b/index.docx
@@ -31,7 +31,7 @@
         <w:pStyle w:val="Abstract"/>
       </w:pPr>
       <w:r>
-        <w:t xml:space="preserve">This document is only a demo explaining how to use the Stylish Article template.</w:t>
+        <w:t xml:space="preserve">Ce document est un test d’utilisation de git pour le projet Tahiti Soundscape</w:t>
       </w:r>
     </w:p>
     <w:sdt>
@@ -60,289 +60,189 @@
         </w:p>
       </w:sdtContent>
     </w:sdt>
-    <w:bookmarkStart w:id="9" w:name="introduction"/>
+    <w:p>
+      <w:pPr>
+        <w:pStyle w:val="SourceCode"/>
+      </w:pPr>
+      <w:r>
+        <w:rPr>
+          <w:rStyle w:val="VerbatimChar"/>
+        </w:rPr>
+        <w:t xml:space="preserve">package 'spatstat.utils' successfully unpacked and SHA256 sums checked</w:t>
+      </w:r>
+      <w:r>
+        <w:br/>
+      </w:r>
+      <w:r>
+        <w:rPr>
+          <w:rStyle w:val="VerbatimChar"/>
+        </w:rPr>
+        <w:t xml:space="preserve">package 'selectr' successfully unpacked and SHA256 sums checked</w:t>
+      </w:r>
+      <w:r>
+        <w:br/>
+      </w:r>
+      <w:r>
+        <w:rPr>
+          <w:rStyle w:val="VerbatimChar"/>
+        </w:rPr>
+        <w:t xml:space="preserve">package 'spatstat.geom' successfully unpacked and SHA256 sums checked</w:t>
+      </w:r>
+      <w:r>
+        <w:br/>
+      </w:r>
+      <w:r>
+        <w:rPr>
+          <w:rStyle w:val="VerbatimChar"/>
+        </w:rPr>
+        <w:t xml:space="preserve">package 'readxl' successfully unpacked and SHA256 sums checked</w:t>
+      </w:r>
+      <w:r>
+        <w:br/>
+      </w:r>
+      <w:r>
+        <w:rPr>
+          <w:rStyle w:val="VerbatimChar"/>
+        </w:rPr>
+        <w:t xml:space="preserve">package 'sf' successfully unpacked and SHA256 sums checked</w:t>
+      </w:r>
+      <w:r>
+        <w:br/>
+      </w:r>
+      <w:r>
+        <w:rPr>
+          <w:rStyle w:val="VerbatimChar"/>
+        </w:rPr>
+        <w:t xml:space="preserve">package 'ggspatial' successfully unpacked and SHA256 sums checked</w:t>
+      </w:r>
+      <w:r>
+        <w:br/>
+      </w:r>
+      <w:r>
+        <w:br/>
+      </w:r>
+      <w:r>
+        <w:rPr>
+          <w:rStyle w:val="VerbatimChar"/>
+        </w:rPr>
+        <w:t xml:space="preserve">The downloaded binary packages are in</w:t>
+      </w:r>
+      <w:r>
+        <w:br/>
+      </w:r>
+      <w:r>
+        <w:rPr>
+          <w:rStyle w:val="VerbatimChar"/>
+        </w:rPr>
+        <w:t xml:space="preserve">    /var/folders/36/tjdph2t965j8snz9_vkdnw0r0000gn/T//RtmpqjNKzD/downloaded_packages</w:t>
+      </w:r>
+    </w:p>
+    <w:p>
+      <w:pPr>
+        <w:pStyle w:val="FirstParagraph"/>
+      </w:pPr>
+    </w:p>
+    <w:p>
+      <w:pPr>
+        <w:pStyle w:val="BodyText"/>
+      </w:pPr>
+    </w:p>
+    <w:p>
+      <w:pPr>
+        <w:pStyle w:val="BodyText"/>
+      </w:pPr>
+    </w:p>
+    <w:p>
+      <w:pPr>
+        <w:pStyle w:val="BodyText"/>
+      </w:pPr>
+    </w:p>
+    <w:bookmarkStart w:id="27" w:name="X726223d2540271c3f2f721d46071e0ade101a39"/>
     <w:p>
       <w:pPr>
         <w:pStyle w:val="Heading1"/>
       </w:pPr>
       <w:r>
-        <w:t xml:space="preserve">Introduction</w:t>
-      </w:r>
-    </w:p>
-    <w:p>
-      <w:pPr>
-        <w:pStyle w:val="FirstParagraph"/>
-      </w:pPr>
-      <w:r>
-        <w:t xml:space="preserve">La question de la diversité des forêts tropicales fascine les écologues parce qu’elle a des enjeux très importants</w:t>
-      </w:r>
-      <w:r>
-        <w:t xml:space="preserve"> </w:t>
-      </w:r>
-      <w:r>
-        <w:t xml:space="preserve">(</w:t>
-      </w:r>
-      <w:r>
-        <w:t xml:space="preserve">Gibson et al.</w:t>
-      </w:r>
-      <w:r>
-        <w:t xml:space="preserve"> </w:t>
-      </w:r>
-      <w:r>
-        <w:t xml:space="preserve">2011)</w:t>
-      </w:r>
-      <w:r>
-        <w:t xml:space="preserve">.</w:t>
-      </w:r>
-      <w:r>
-        <w:t xml:space="preserve"> </w:t>
-      </w:r>
-      <w:r>
-        <w:t xml:space="preserve">est qu’elle est difficile à comprendre</w:t>
-      </w:r>
-      <w:r>
-        <w:t xml:space="preserve"> </w:t>
-      </w:r>
-      <w:r>
-        <w:t xml:space="preserve">(Wright 2002)</w:t>
-      </w:r>
-      <w:r>
-        <w:t xml:space="preserve">.</w:t>
-      </w:r>
-    </w:p>
-    <w:p>
-      <w:pPr>
-        <w:pStyle w:val="BodyText"/>
-      </w:pPr>
-      <w:r>
-        <w:t xml:space="preserve">A l’heure des menaces sur la biodiversité</w:t>
-      </w:r>
-      <w:r>
-        <w:t xml:space="preserve"> </w:t>
-      </w:r>
-      <w:r>
-        <w:t xml:space="preserve">(</w:t>
-      </w:r>
-      <w:r>
-        <w:t xml:space="preserve">Fadrique et al.</w:t>
-      </w:r>
-      <w:r>
-        <w:t xml:space="preserve"> </w:t>
-      </w:r>
-      <w:r>
-        <w:t xml:space="preserve">2026)</w:t>
-      </w:r>
-      <w:r>
-        <w:t xml:space="preserve">, une connaissance plus détaillée de la diversité des forêts très étudiées est utile.</w:t>
-      </w:r>
-    </w:p>
-    <w:p>
-      <w:pPr>
-        <w:pStyle w:val="BodyText"/>
-      </w:pPr>
-      <w:r>
-        <w:t xml:space="preserve">Des modèles ont été publiés</w:t>
-      </w:r>
-      <w:r>
-        <w:t xml:space="preserve"> </w:t>
-      </w:r>
-      <w:r>
-        <w:t xml:space="preserve">(</w:t>
-      </w:r>
-      <w:r>
-        <w:t xml:space="preserve">Liang et al.</w:t>
-      </w:r>
-      <w:r>
-        <w:t xml:space="preserve"> </w:t>
-      </w:r>
-      <w:r>
-        <w:t xml:space="preserve">2022)</w:t>
-      </w:r>
-      <w:r>
-        <w:t xml:space="preserve">.</w:t>
-      </w:r>
-    </w:p>
-    <w:p>
-      <w:pPr>
-        <w:pStyle w:val="BodyText"/>
-      </w:pPr>
-      <w:r>
-        <w:t xml:space="preserve">Comparer la diversité de Paracou</w:t>
-      </w:r>
-      <w:r>
-        <w:t xml:space="preserve"> </w:t>
-      </w:r>
-      <w:r>
-        <w:t xml:space="preserve">(Gourlet-Fleury et al. 2004)</w:t>
-      </w:r>
-      <w:r>
-        <w:t xml:space="preserve"> </w:t>
-      </w:r>
-      <w:r>
-        <w:t xml:space="preserve">et de BCI</w:t>
-      </w:r>
-      <w:r>
-        <w:t xml:space="preserve"> </w:t>
-      </w:r>
-      <w:r>
-        <w:t xml:space="preserve">(Raby 2017)</w:t>
-      </w:r>
-      <w:r>
-        <w:t xml:space="preserve">.</w:t>
-      </w:r>
-    </w:p>
-    <w:bookmarkEnd w:id="9"/>
-    <w:bookmarkStart w:id="22" w:name="matériels-et-méthodes"/>
-    <w:p>
-      <w:pPr>
-        <w:pStyle w:val="Heading1"/>
-      </w:pPr>
-      <w:r>
-        <w:t xml:space="preserve">Matériels et Méthodes</w:t>
-      </w:r>
-    </w:p>
-    <w:p>
-      <w:pPr>
-        <w:pStyle w:val="FirstParagraph"/>
-      </w:pPr>
-      <w:r>
-        <w:t xml:space="preserve">Nombre de Hill</w:t>
-      </w:r>
-      <w:r>
-        <w:t xml:space="preserve"> </w:t>
-      </w:r>
-      <w:r>
-        <w:t xml:space="preserve">(Hill 1973)</w:t>
-      </w:r>
-    </w:p>
-    <w:p>
-      <w:pPr>
-        <w:pStyle w:val="Compact"/>
+        <w:t xml:space="preserve">Méthode pour la prise de mesure Google Earth</w:t>
+      </w:r>
+    </w:p>
+    <w:p>
+      <w:pPr>
         <w:numPr>
           <w:ilvl w:val="0"/>
           <w:numId w:val="1001"/>
         </w:numPr>
       </w:pPr>
       <w:r>
-        <w:t xml:space="preserve">Site de Paracou Comparer la diversité de Paracou</w:t>
-      </w:r>
-      <w:r>
-        <w:t xml:space="preserve"> </w:t>
-      </w:r>
-      <w:r>
-        <w:t xml:space="preserve">(Gourlet-Fleury et al. 2004)</w:t>
-      </w:r>
-      <w:r>
-        <w:t xml:space="preserve"> </w:t>
-      </w:r>
-      <w:r>
-        <w:t xml:space="preserve">et de BCI</w:t>
-      </w:r>
-      <w:r>
-        <w:t xml:space="preserve"> </w:t>
-      </w:r>
-      <w:r>
-        <w:t xml:space="preserve">(Raby 2017)</w:t>
-      </w:r>
-      <w:r>
-        <w:t xml:space="preserve">.</w:t>
-      </w:r>
-    </w:p>
-    <w:p>
-      <w:pPr>
-        <w:pStyle w:val="Compact"/>
+        <w:t xml:space="preserve">La date des images de Google Earth varie entre le 15/07/2023 et le 02/03/2025.</w:t>
+      </w:r>
+    </w:p>
+    <w:p>
+      <w:pPr>
         <w:numPr>
           <w:ilvl w:val="0"/>
           <w:numId w:val="1001"/>
         </w:numPr>
       </w:pPr>
       <w:r>
-        <w:t xml:space="preserve">Site de BCI</w:t>
-      </w:r>
-    </w:p>
-    <w:p>
-      <w:pPr>
-        <w:pStyle w:val="Compact"/>
+        <w:t xml:space="preserve">Un cercle de 100m de rayon est créé autour de chaque enregistreur, égalant une surface de 31416 m².</w:t>
+      </w:r>
+      <w:r>
+        <w:t xml:space="preserve"> </w:t>
+      </w:r>
+      <w:r>
+        <w:t xml:space="preserve">Pour les mesures des polygones (HSA et HERB) on zoom pour représenter 1/3-1/4 du cercle avec un angle de plan en zénithal.</w:t>
+      </w:r>
+    </w:p>
+    <w:p>
+      <w:pPr>
         <w:numPr>
           <w:ilvl w:val="0"/>
           <w:numId w:val="1001"/>
         </w:numPr>
       </w:pPr>
       <w:r>
-        <w:t xml:space="preserve">Les analyses sont réalisées avec R</w:t>
+        <w:t xml:space="preserve">On accumule ensuite les zones délimitées en sommant les valeurs de surface (m²) de nos polygones.</w:t>
       </w:r>
       <w:r>
         <w:t xml:space="preserve"> </w:t>
       </w:r>
       <w:r>
-        <w:t xml:space="preserve">(R Core Team 2026)</w:t>
-      </w:r>
-      <w:r>
-        <w:t xml:space="preserve"> </w:t>
-      </w:r>
-      <w:r>
-        <w:t xml:space="preserve">et le package divent</w:t>
-      </w:r>
-      <w:r>
-        <w:t xml:space="preserve"> </w:t>
-      </w:r>
-      <w:r>
-        <w:t xml:space="preserve">(Marcon et Puech under review)</w:t>
-      </w:r>
-      <w:r>
-        <w:t xml:space="preserve">.</w:t>
-      </w:r>
-    </w:p>
-    <w:p>
-      <w:pPr>
-        <w:pStyle w:val="Compact"/>
+        <w:t xml:space="preserve">Attention à bien refaire les polygones pour les sites se chevauchant entre eux (ex: ILM)</w:t>
+      </w:r>
+    </w:p>
+    <w:p>
+      <w:pPr>
         <w:numPr>
           <w:ilvl w:val="0"/>
-          <w:numId w:val="1002"/>
+          <w:numId w:val="1001"/>
         </w:numPr>
       </w:pPr>
       <w:r>
-        <w:t xml:space="preserve">Site Selection</w:t>
-      </w:r>
-    </w:p>
-    <w:p>
-      <w:pPr>
-        <w:pStyle w:val="FirstParagraph"/>
-      </w:pPr>
-      <w:r>
-        <w:t xml:space="preserve">The sites and data used in this study comes from the work of Emma Pilleboue, who installed temporary acoustic recording unit (ARU) throughout her internship.</w:t>
+        <w:t xml:space="preserve">Attention à bien prendre en compte les canopées, même surplombants une route car importants pour les oiseaux.</w:t>
+      </w:r>
+    </w:p>
+    <w:p>
+      <w:pPr>
+        <w:numPr>
+          <w:ilvl w:val="0"/>
+          <w:numId w:val="1001"/>
+        </w:numPr>
+      </w:pPr>
+      <w:r>
+        <w:t xml:space="preserve">Flou entre les routes d’accès en terre et celles en graviers Flou pour les surfaces HERB et la fougère en altitude.</w:t>
       </w:r>
       <w:r>
         <w:t xml:space="preserve"> </w:t>
       </w:r>
       <w:r>
-        <w:t xml:space="preserve">After installation, the ARU recorded continuously during a period of several days varying between one full day and five full days, between the 15/02/2024 and 02/05/2024.</w:t>
-      </w:r>
-    </w:p>
-    <w:p>
-      <w:pPr>
-        <w:pStyle w:val="BodyText"/>
-      </w:pPr>
-      <w:r>
-        <w:t xml:space="preserve">In totals, 51 sites of Emma’s work are used for this study.</w:t>
+        <w:t xml:space="preserve">Doit-elle être considérée dedans ?</w:t>
       </w:r>
       <w:r>
         <w:t xml:space="preserve"> </w:t>
       </w:r>
       <w:r>
-        <w:t xml:space="preserve">The ARU were located at a minimal distance of approximately 200 meters and were in place following altitudinal or urban gradients in some cases.</w:t>
-      </w:r>
-      <w:r>
-        <w:t xml:space="preserve"> </w:t>
-      </w:r>
-      <w:r>
-        <w:t xml:space="preserve">They were also classified into four main habitat type : Urban (4), Suburban (15), Rural (6), Forest(26).</w:t>
-      </w:r>
-      <w:r>
-        <w:t xml:space="preserve"> </w:t>
-      </w:r>
-      <w:r>
-        <w:t xml:space="preserve">The habitats site are mostly forested landscapes or suburban areas, Urban and rural areas are less represented in the site selection.</w:t>
+        <w:t xml:space="preserve">(Oui car zone vraiment herbacée peut ne pas représenter les mêmes habitats et communautés aviaires que les fougères (zone agricole/parc vs versant de vallée)), parfois séparation pas claire entre les deux.</w:t>
       </w:r>
     </w:p>
     <w:tbl>
@@ -358,7 +258,12 @@
       <w:tr>
         <w:tc>
           <w:tcPr/>
-          <w:bookmarkStart w:id="13" w:name="fig-gradient"/>
+          <w:bookmarkStart w:id="15" w:name="fig-fougere"/>
+          <w:p>
+            <w:pPr>
+              <w:jc w:val="center"/>
+            </w:pPr>
+          </w:p>
           <w:p>
             <w:pPr>
               <w:jc w:val="center"/>
@@ -366,20 +271,20 @@
             <w:r>
               <w:drawing>
                 <wp:inline>
-                  <wp:extent cx="4620126" cy="3696101"/>
+                  <wp:extent cx="3733800" cy="3610514"/>
                   <wp:effectExtent b="0" l="0" r="0" t="0"/>
-                  <wp:docPr descr="" title="" id="11" name="Picture"/>
+                  <wp:docPr descr="" title="" id="10" name="Picture"/>
                   <a:graphic>
                     <a:graphicData uri="http://schemas.openxmlformats.org/drawingml/2006/picture">
                       <pic:pic>
                         <pic:nvPicPr>
-                          <pic:cNvPr descr="index_files/figure-docx/unnamed-chunk-1-1.png" id="12" name="Picture"/>
+                          <pic:cNvPr descr="images/fougere_et_herb.png" id="11" name="Picture"/>
                           <pic:cNvPicPr>
                             <a:picLocks noChangeArrowheads="1" noChangeAspect="1"/>
                           </pic:cNvPicPr>
                         </pic:nvPicPr>
                         <pic:blipFill>
-                          <a:blip r:embed="rId10"/>
+                          <a:blip r:embed="rId9"/>
                           <a:stretch>
                             <a:fillRect/>
                           </a:stretch>
@@ -387,7 +292,7 @@
                         <pic:spPr bwMode="auto">
                           <a:xfrm>
                             <a:off x="0" y="0"/>
-                            <a:ext cx="4620126" cy="3696101"/>
+                            <a:ext cx="3733800" cy="3610514"/>
                           </a:xfrm>
                           <a:prstGeom prst="rect">
                             <a:avLst/>
@@ -410,152 +315,23 @@
             <w:pPr>
               <w:jc w:val="center"/>
             </w:pPr>
-            <w:pPr>
-              <w:jc w:val="left"/>
-              <w:spacing w:before="200"/>
-              <w:pStyle w:val="ImageCaption"/>
-            </w:pPr>
-            <w:r>
-              <w:t xml:space="preserve">Figure 1: Gradient d’HardSurfaceArea (%) et d’Altitude (m) en fonction des sites étudiés</w:t>
-            </w:r>
-          </w:p>
-          <w:bookmarkEnd w:id="13"/>
-        </w:tc>
-      </w:tr>
-    </w:tbl>
-    <w:p>
-      <w:pPr>
-        <w:pStyle w:val="BodyText"/>
-      </w:pPr>
-      <w:r>
-        <w:t xml:space="preserve">Acoustic indices selection for better description and tests, use the website to have basic indices described</w:t>
-      </w:r>
-      <w:r>
-        <w:t xml:space="preserve"> </w:t>
-      </w:r>
-      <w:hyperlink r:id="rId14">
-        <w:r>
-          <w:rPr>
-            <w:rStyle w:val="Hyperlink"/>
-          </w:rPr>
-          <w:t xml:space="preserve">here</w:t>
-        </w:r>
-      </w:hyperlink>
-      <w:r>
-        <w:t xml:space="preserve"> </w:t>
-      </w:r>
-      <w:r>
-        <w:t xml:space="preserve">(Bradfer-Lawrence et al. 2025)</w:t>
-      </w:r>
-    </w:p>
-    <w:p>
-      <w:pPr>
-        <w:pStyle w:val="BodyText"/>
-      </w:pPr>
-      <w:r>
-        <w:drawing>
-          <wp:inline>
-            <wp:extent cx="5334000" cy="6546272"/>
-            <wp:effectExtent b="0" l="0" r="0" t="0"/>
-            <wp:docPr descr="" title="" id="16" name="Picture"/>
-            <a:graphic>
-              <a:graphicData uri="http://schemas.openxmlformats.org/drawingml/2006/picture">
-                <pic:pic>
-                  <pic:nvPicPr>
-                    <pic:cNvPr descr="images/Capture%20d'écran%202026-08-18%20161213.png" id="17" name="Picture"/>
-                    <pic:cNvPicPr>
-                      <a:picLocks noChangeArrowheads="1" noChangeAspect="1"/>
-                    </pic:cNvPicPr>
-                  </pic:nvPicPr>
-                  <pic:blipFill>
-                    <a:blip r:embed="rId15"/>
-                    <a:stretch>
-                      <a:fillRect/>
-                    </a:stretch>
-                  </pic:blipFill>
-                  <pic:spPr bwMode="auto">
-                    <a:xfrm>
-                      <a:off x="0" y="0"/>
-                      <a:ext cx="5334000" cy="6546272"/>
-                    </a:xfrm>
-                    <a:prstGeom prst="rect">
-                      <a:avLst/>
-                    </a:prstGeom>
-                    <a:noFill/>
-                    <a:ln w="9525">
-                      <a:noFill/>
-                      <a:headEnd/>
-                      <a:tailEnd/>
-                    </a:ln>
-                  </pic:spPr>
-                </pic:pic>
-              </a:graphicData>
-            </a:graphic>
-          </wp:inline>
-        </w:drawing>
-      </w:r>
-    </w:p>
-    <w:p>
-      <w:pPr>
-        <w:pStyle w:val="BodyText"/>
-      </w:pPr>
-      <w:r>
-        <w:t xml:space="preserve">Pattern expectation of selected indices</w:t>
-      </w:r>
-      <w:r>
-        <w:t xml:space="preserve"> </w:t>
-      </w:r>
-      <w:r>
-        <w:t xml:space="preserve">(Sánchez-Giraldo et al. 2021)</w:t>
-      </w:r>
-    </w:p>
-    <w:p>
-      <w:pPr>
-        <w:pStyle w:val="Compact"/>
-        <w:numPr>
-          <w:ilvl w:val="0"/>
-          <w:numId w:val="1003"/>
-        </w:numPr>
-      </w:pPr>
-      <w:r>
-        <w:t xml:space="preserve">Analysis framework intended</w:t>
-      </w:r>
-    </w:p>
-    <w:tbl>
-      <w:tblPr>
-        <w:tblStyle w:val="Table"/>
-        <w:tblW w:type="pct" w:w="5000"/>
-        <w:tblLayout w:type="fixed"/>
-        <w:tblLook w:firstRow="0" w:lastRow="0" w:firstColumn="0" w:lastColumn="0" w:noHBand="0" w:noVBand="0" w:val="0000"/>
-      </w:tblPr>
-      <w:tblGrid>
-        <w:gridCol w:w="7920"/>
-      </w:tblGrid>
-      <w:tr>
-        <w:tc>
-          <w:tcPr/>
-          <w:bookmarkStart w:id="21" w:name="fig-framework"/>
-          <w:p>
-            <w:pPr>
-              <w:jc w:val="center"/>
-            </w:pPr>
             <w:r>
               <w:drawing>
                 <wp:inline>
-                  <wp:extent cx="5139890" cy="5399772"/>
+                  <wp:extent cx="3733800" cy="3241378"/>
                   <wp:effectExtent b="0" l="0" r="0" t="0"/>
-                  <wp:docPr descr="" title="" id="19" name="Picture"/>
+                  <wp:docPr descr="" title="" id="13" name="Picture"/>
                   <a:graphic>
                     <a:graphicData uri="http://schemas.openxmlformats.org/drawingml/2006/picture">
                       <pic:pic>
                         <pic:nvPicPr>
-                          <pic:cNvPr descr="images/framework.png" id="20" name="Picture"/>
+                          <pic:cNvPr descr="images/fougere.png" id="14" name="Picture"/>
                           <pic:cNvPicPr>
                             <a:picLocks noChangeArrowheads="1" noChangeAspect="1"/>
                           </pic:cNvPicPr>
                         </pic:nvPicPr>
                         <pic:blipFill>
-                          <a:blip r:embed="rId18"/>
+                          <a:blip r:embed="rId12"/>
                           <a:stretch>
                             <a:fillRect/>
                           </a:stretch>
@@ -563,7 +339,7 @@
                         <pic:spPr bwMode="auto">
                           <a:xfrm>
                             <a:off x="0" y="0"/>
-                            <a:ext cx="5139890" cy="5399772"/>
+                            <a:ext cx="3733800" cy="3241378"/>
                           </a:xfrm>
                           <a:prstGeom prst="rect">
                             <a:avLst/>
@@ -586,28 +362,39 @@
             <w:pPr>
               <w:jc w:val="center"/>
             </w:pPr>
+          </w:p>
+          <w:p>
+            <w:pPr>
+              <w:jc w:val="center"/>
+            </w:pPr>
             <w:pPr>
               <w:jc w:val="left"/>
               <w:spacing w:before="200"/>
               <w:pStyle w:val="ImageCaption"/>
             </w:pPr>
             <w:r>
-              <w:t xml:space="preserve">Figure 2: Schéma d’analyse visé</w:t>
+              <w:t xml:space="preserve">Figure 1: Séparation parfois complexe entre les vraies zones herbacées et les végétations de fougère (PI_Belvedre_5).</w:t>
+            </w:r>
+            <w:r>
+              <w:t xml:space="preserve"> </w:t>
+            </w:r>
+            <w:r>
+              <w:t xml:space="preserve">Les fougères peuvent représenter des surfaces importantes (OBelvedere_2).</w:t>
             </w:r>
           </w:p>
-          <w:bookmarkEnd w:id="21"/>
+          <w:bookmarkEnd w:id="15"/>
         </w:tc>
       </w:tr>
     </w:tbl>
-    <w:bookmarkEnd w:id="22"/>
-    <w:bookmarkStart w:id="27" w:name="résultats"/>
-    <w:p>
-      <w:pPr>
-        <w:pStyle w:val="Heading1"/>
-      </w:pPr>
-      <w:r>
-        <w:t xml:space="preserve">Résultats</w:t>
-      </w:r>
+    <w:p>
+      <w:pPr>
+        <w:pStyle w:val="BodyText"/>
+      </w:pPr>
+    </w:p>
+    <w:p>
+      <w:pPr>
+        <w:pStyle w:val="BodyText"/>
+      </w:pPr>
     </w:p>
     <w:tbl>
       <w:tblPr>
@@ -622,7 +409,12 @@
       <w:tr>
         <w:tc>
           <w:tcPr/>
-          <w:bookmarkStart w:id="26" w:name="fig-compa"/>
+          <w:bookmarkStart w:id="22" w:name="fig-couvert"/>
+          <w:p>
+            <w:pPr>
+              <w:jc w:val="center"/>
+            </w:pPr>
+          </w:p>
           <w:p>
             <w:pPr>
               <w:jc w:val="center"/>
@@ -630,20 +422,20 @@
             <w:r>
               <w:drawing>
                 <wp:inline>
-                  <wp:extent cx="2667000" cy="2133600"/>
+                  <wp:extent cx="5334000" cy="4267200"/>
                   <wp:effectExtent b="0" l="0" r="0" t="0"/>
-                  <wp:docPr descr="" title="" id="24" name="Picture"/>
+                  <wp:docPr descr="" title="" id="17" name="Picture"/>
                   <a:graphic>
                     <a:graphicData uri="http://schemas.openxmlformats.org/drawingml/2006/picture">
                       <pic:pic>
                         <pic:nvPicPr>
-                          <pic:cNvPr descr="index_files/figure-docx/compa-1.png" id="25" name="Picture"/>
+                          <pic:cNvPr descr="index_files/figure-docx/unnamed-chunk-4-1.png" id="18" name="Picture"/>
                           <pic:cNvPicPr>
                             <a:picLocks noChangeArrowheads="1" noChangeAspect="1"/>
                           </pic:cNvPicPr>
                         </pic:nvPicPr>
                         <pic:blipFill>
-                          <a:blip r:embed="rId23"/>
+                          <a:blip r:embed="rId16"/>
                           <a:stretch>
                             <a:fillRect/>
                           </a:stretch>
@@ -651,7 +443,7 @@
                         <pic:spPr bwMode="auto">
                           <a:xfrm>
                             <a:off x="0" y="0"/>
-                            <a:ext cx="2667000" cy="2133600"/>
+                            <a:ext cx="5334000" cy="4267200"/>
                           </a:xfrm>
                           <a:prstGeom prst="rect">
                             <a:avLst/>
@@ -674,13 +466,197 @@
             <w:pPr>
               <w:jc w:val="center"/>
             </w:pPr>
+            <w:r>
+              <w:drawing>
+                <wp:inline>
+                  <wp:extent cx="5334000" cy="4267200"/>
+                  <wp:effectExtent b="0" l="0" r="0" t="0"/>
+                  <wp:docPr descr="" title="" id="20" name="Picture"/>
+                  <a:graphic>
+                    <a:graphicData uri="http://schemas.openxmlformats.org/drawingml/2006/picture">
+                      <pic:pic>
+                        <pic:nvPicPr>
+                          <pic:cNvPr descr="index_files/figure-docx/unnamed-chunk-4-2.png" id="21" name="Picture"/>
+                          <pic:cNvPicPr>
+                            <a:picLocks noChangeArrowheads="1" noChangeAspect="1"/>
+                          </pic:cNvPicPr>
+                        </pic:nvPicPr>
+                        <pic:blipFill>
+                          <a:blip r:embed="rId19"/>
+                          <a:stretch>
+                            <a:fillRect/>
+                          </a:stretch>
+                        </pic:blipFill>
+                        <pic:spPr bwMode="auto">
+                          <a:xfrm>
+                            <a:off x="0" y="0"/>
+                            <a:ext cx="5334000" cy="4267200"/>
+                          </a:xfrm>
+                          <a:prstGeom prst="rect">
+                            <a:avLst/>
+                          </a:prstGeom>
+                          <a:noFill/>
+                          <a:ln w="9525">
+                            <a:noFill/>
+                            <a:headEnd/>
+                            <a:tailEnd/>
+                          </a:ln>
+                        </pic:spPr>
+                      </pic:pic>
+                    </a:graphicData>
+                  </a:graphic>
+                </wp:inline>
+              </w:drawing>
+            </w:r>
+          </w:p>
+          <w:p>
+            <w:pPr>
+              <w:jc w:val="center"/>
+            </w:pPr>
+          </w:p>
+          <w:p>
+            <w:pPr>
+              <w:jc w:val="center"/>
+            </w:pPr>
             <w:pPr>
               <w:jc w:val="left"/>
               <w:spacing w:before="200"/>
               <w:pStyle w:val="ImageCaption"/>
             </w:pPr>
             <w:r>
-              <w:t xml:space="preserve">Figure 3: Différence de valeurs de diversité en fonction de son ordre entre les sites de Paracou et BCI</w:t>
+              <w:t xml:space="preserve">Figure 2: Proportion de HSA et de couvert herbacé par site.</w:t>
+            </w:r>
+            <w:r>
+              <w:t xml:space="preserve"> </w:t>
+            </w:r>
+            <w:r>
+              <w:t xml:space="preserve">Ces deux variables ne sont pas corrélées entre elles:</w:t>
+            </w:r>
+            <w:r>
+              <w:t xml:space="preserve"> </w:t>
+            </w:r>
+            <w:r>
+              <w:t xml:space="preserve">“cor(HSA,HERB)”</w:t>
+            </w:r>
+            <w:r>
+              <w:t xml:space="preserve"> </w:t>
+            </w:r>
+            <w:r>
+              <w:t xml:space="preserve">= 0.03168</w:t>
+            </w:r>
+          </w:p>
+          <w:bookmarkEnd w:id="22"/>
+        </w:tc>
+      </w:tr>
+    </w:tbl>
+    <w:p>
+      <w:pPr>
+        <w:pStyle w:val="BodyText"/>
+      </w:pPr>
+    </w:p>
+    <w:p>
+      <w:pPr>
+        <w:pStyle w:val="BodyText"/>
+      </w:pPr>
+    </w:p>
+    <w:p>
+      <w:pPr>
+        <w:pStyle w:val="BodyText"/>
+      </w:pPr>
+    </w:p>
+    <w:p>
+      <w:pPr>
+        <w:pStyle w:val="BodyText"/>
+      </w:pPr>
+    </w:p>
+    <w:tbl>
+      <w:tblPr>
+        <w:tblStyle w:val="Table"/>
+        <w:tblW w:type="pct" w:w="5000"/>
+        <w:tblLayout w:type="fixed"/>
+        <w:tblLook w:firstRow="0" w:lastRow="0" w:firstColumn="0" w:lastColumn="0" w:noHBand="0" w:noVBand="0" w:val="0000"/>
+      </w:tblPr>
+      <w:tblGrid>
+        <w:gridCol w:w="7920"/>
+      </w:tblGrid>
+      <w:tr>
+        <w:tc>
+          <w:tcPr/>
+          <w:bookmarkStart w:id="26" w:name="fig-tahiti"/>
+          <w:p>
+            <w:pPr>
+              <w:jc w:val="center"/>
+            </w:pPr>
+          </w:p>
+          <w:p>
+            <w:pPr>
+              <w:jc w:val="center"/>
+            </w:pPr>
+            <w:r>
+              <w:drawing>
+                <wp:inline>
+                  <wp:extent cx="5334000" cy="4267200"/>
+                  <wp:effectExtent b="0" l="0" r="0" t="0"/>
+                  <wp:docPr descr="" title="" id="24" name="Picture"/>
+                  <a:graphic>
+                    <a:graphicData uri="http://schemas.openxmlformats.org/drawingml/2006/picture">
+                      <pic:pic>
+                        <pic:nvPicPr>
+                          <pic:cNvPr descr="images/carte_sites_tahiti.png" id="25" name="Picture"/>
+                          <pic:cNvPicPr>
+                            <a:picLocks noChangeArrowheads="1" noChangeAspect="1"/>
+                          </pic:cNvPicPr>
+                        </pic:nvPicPr>
+                        <pic:blipFill>
+                          <a:blip r:embed="rId23"/>
+                          <a:stretch>
+                            <a:fillRect/>
+                          </a:stretch>
+                        </pic:blipFill>
+                        <pic:spPr bwMode="auto">
+                          <a:xfrm>
+                            <a:off x="0" y="0"/>
+                            <a:ext cx="5334000" cy="4267200"/>
+                          </a:xfrm>
+                          <a:prstGeom prst="rect">
+                            <a:avLst/>
+                          </a:prstGeom>
+                          <a:noFill/>
+                          <a:ln w="9525">
+                            <a:noFill/>
+                            <a:headEnd/>
+                            <a:tailEnd/>
+                          </a:ln>
+                        </pic:spPr>
+                      </pic:pic>
+                    </a:graphicData>
+                  </a:graphic>
+                </wp:inline>
+              </w:drawing>
+            </w:r>
+          </w:p>
+          <w:p>
+            <w:pPr>
+              <w:jc w:val="center"/>
+            </w:pPr>
+          </w:p>
+          <w:p>
+            <w:pPr>
+              <w:jc w:val="center"/>
+            </w:pPr>
+            <w:pPr>
+              <w:jc w:val="left"/>
+              <w:spacing w:before="200"/>
+              <w:pStyle w:val="ImageCaption"/>
+            </w:pPr>
+            <w:r>
+              <w:t xml:space="preserve">Figure 3: Carte des 69 sites intégrés dans les enregistrements de paysage sonore.</w:t>
+            </w:r>
+            <w:r>
+              <w:t xml:space="preserve"> </w:t>
+            </w:r>
+            <w:r>
+              <w:t xml:space="preserve">Les couleurs chaudes représentent les sites de plus haute altitude.</w:t>
             </w:r>
           </w:p>
           <w:bookmarkEnd w:id="26"/>
@@ -688,633 +664,6 @@
       </w:tr>
     </w:tbl>
     <w:bookmarkEnd w:id="27"/>
-    <w:bookmarkStart w:id="28" w:name="discussion"/>
-    <w:p>
-      <w:pPr>
-        <w:pStyle w:val="Heading1"/>
-      </w:pPr>
-      <w:r>
-        <w:t xml:space="preserve">Discussion</w:t>
-      </w:r>
-    </w:p>
-    <w:p>
-      <w:pPr>
-        <w:pStyle w:val="FirstParagraph"/>
-      </w:pPr>
-      <w:r>
-        <w:t xml:space="preserve">MacArthur et Wilson (1967)</w:t>
-      </w:r>
-      <w:r>
-        <w:t xml:space="preserve"> </w:t>
-      </w:r>
-      <w:r>
-        <w:t xml:space="preserve">montrent mathématiquement que la richesse spécifique (le nombre d’espèces) d’une île est un équilibre dynamique entre le taux d’immigration et le taux d’extinction, ce dernier étant directement dicté par la taille de l’île.</w:t>
-      </w:r>
-    </w:p>
-    <w:p>
-      <w:pPr>
-        <w:pStyle w:val="BodyText"/>
-      </w:pPr>
-      <w:r>
-        <w:t xml:space="preserve">BCI est une forêt secondarisée</w:t>
-      </w:r>
-      <w:r>
-        <w:t xml:space="preserve"> </w:t>
-      </w:r>
-      <w:r>
-        <w:t xml:space="preserve">(Raby 2017)</w:t>
-      </w:r>
-      <w:r>
-        <w:t xml:space="preserve">.</w:t>
-      </w:r>
-      <w:r>
-        <w:t xml:space="preserve"> </w:t>
-      </w:r>
-      <w:r>
-        <w:t xml:space="preserve">Sa diversité pourrait être augmentée selon la théorie de la perturbation intermédiaire</w:t>
-      </w:r>
-      <w:r>
-        <w:t xml:space="preserve"> </w:t>
-      </w:r>
-      <w:r>
-        <w:t xml:space="preserve">(Connell 1978)</w:t>
-      </w:r>
-      <w:r>
-        <w:t xml:space="preserve">.</w:t>
-      </w:r>
-    </w:p>
-    <w:p>
-      <w:pPr>
-        <w:pStyle w:val="BodyText"/>
-      </w:pPr>
-      <w:r>
-        <w:t xml:space="preserve">Bonus sur la thématique Tahiti_Soundscape</w:t>
-      </w:r>
-    </w:p>
-    <w:bookmarkEnd w:id="28"/>
-    <w:bookmarkStart w:id="52" w:name="bibliography"/>
-    <w:p>
-      <w:pPr>
-        <w:pStyle w:val="Heading1"/>
-      </w:pPr>
-      <w:r>
-        <w:t xml:space="preserve">References</w:t>
-      </w:r>
-    </w:p>
-    <w:bookmarkStart w:id="51" w:name="refs"/>
-    <w:bookmarkStart w:id="30" w:name="ref-bradfer-lawrence2025"/>
-    <w:p>
-      <w:pPr>
-        <w:pStyle w:val="Bibliography"/>
-      </w:pPr>
-      <w:r>
-        <w:t xml:space="preserve">Bradfer-Lawrence, Tom, Brad Duthie, Carlos Abrahams, et al. 2025.</w:t>
-      </w:r>
-      <w:r>
-        <w:t xml:space="preserve"> </w:t>
-      </w:r>
-      <w:r>
-        <w:t xml:space="preserve">« The Acoustic Index User’s Guide: A Practical Manual for Defining, Generating and Understanding Current and Future Acoustic Indices »</w:t>
-      </w:r>
-      <w:r>
-        <w:t xml:space="preserve">.</w:t>
-      </w:r>
-      <w:r>
-        <w:t xml:space="preserve"> </w:t>
-      </w:r>
-      <w:r>
-        <w:rPr>
-          <w:i/>
-          <w:iCs/>
-        </w:rPr>
-        <w:t xml:space="preserve">Methods in Ecology and Evolution</w:t>
-      </w:r>
-      <w:r>
-        <w:t xml:space="preserve"> </w:t>
-      </w:r>
-      <w:r>
-        <w:t xml:space="preserve">16 (6): 1040‑50.</w:t>
-      </w:r>
-      <w:r>
-        <w:t xml:space="preserve"> </w:t>
-      </w:r>
-      <w:hyperlink r:id="rId29">
-        <w:r>
-          <w:rPr>
-            <w:rStyle w:val="Hyperlink"/>
-          </w:rPr>
-          <w:t xml:space="preserve">https://doi.org/10.1111/2041-210X.14357</w:t>
-        </w:r>
-      </w:hyperlink>
-      <w:r>
-        <w:t xml:space="preserve">.</w:t>
-      </w:r>
-    </w:p>
-    <w:bookmarkEnd w:id="30"/>
-    <w:bookmarkStart w:id="32" w:name="ref-Connell1978"/>
-    <w:p>
-      <w:pPr>
-        <w:pStyle w:val="Bibliography"/>
-      </w:pPr>
-      <w:r>
-        <w:t xml:space="preserve">Connell, Joseph H. 1978.</w:t>
-      </w:r>
-      <w:r>
-        <w:t xml:space="preserve"> </w:t>
-      </w:r>
-      <w:r>
-        <w:t xml:space="preserve">« Diversity in tropical rain forests and coral reefs »</w:t>
-      </w:r>
-      <w:r>
-        <w:t xml:space="preserve">.</w:t>
-      </w:r>
-      <w:r>
-        <w:t xml:space="preserve"> </w:t>
-      </w:r>
-      <w:r>
-        <w:rPr>
-          <w:i/>
-          <w:iCs/>
-        </w:rPr>
-        <w:t xml:space="preserve">Science</w:t>
-      </w:r>
-      <w:r>
-        <w:t xml:space="preserve"> </w:t>
-      </w:r>
-      <w:r>
-        <w:t xml:space="preserve">199 (4335): 1302‑10.</w:t>
-      </w:r>
-      <w:r>
-        <w:t xml:space="preserve"> </w:t>
-      </w:r>
-      <w:hyperlink r:id="rId31">
-        <w:r>
-          <w:rPr>
-            <w:rStyle w:val="Hyperlink"/>
-          </w:rPr>
-          <w:t xml:space="preserve">https://doi.org/10.1126/science.199.4335.1302</w:t>
-        </w:r>
-      </w:hyperlink>
-      <w:r>
-        <w:t xml:space="preserve">.</w:t>
-      </w:r>
-    </w:p>
-    <w:bookmarkEnd w:id="32"/>
-    <w:bookmarkStart w:id="34" w:name="ref-Fadrique2026"/>
-    <w:p>
-      <w:pPr>
-        <w:pStyle w:val="Bibliography"/>
-      </w:pPr>
-      <w:r>
-        <w:t xml:space="preserve">Fadrique, B., F. Costa, F. Cuesta, et al.</w:t>
-      </w:r>
-      <w:r>
-        <w:t xml:space="preserve"> 2026.</w:t>
-      </w:r>
-      <w:r>
-        <w:t xml:space="preserve"> </w:t>
-      </w:r>
-      <w:r>
-        <w:t xml:space="preserve">« Tree diversity is changing across tropical Andean and Amazonian forests in response to global change »</w:t>
-      </w:r>
-      <w:r>
-        <w:t xml:space="preserve">.</w:t>
-      </w:r>
-      <w:r>
-        <w:t xml:space="preserve"> </w:t>
-      </w:r>
-      <w:r>
-        <w:rPr>
-          <w:i/>
-          <w:iCs/>
-        </w:rPr>
-        <w:t xml:space="preserve">Nature Ecology &amp; Evolution</w:t>
-      </w:r>
-      <w:r>
-        <w:t xml:space="preserve"> </w:t>
-      </w:r>
-      <w:r>
-        <w:t xml:space="preserve">10 (2): 267‑80.</w:t>
-      </w:r>
-      <w:r>
-        <w:t xml:space="preserve"> </w:t>
-      </w:r>
-      <w:hyperlink r:id="rId33">
-        <w:r>
-          <w:rPr>
-            <w:rStyle w:val="Hyperlink"/>
-          </w:rPr>
-          <w:t xml:space="preserve">https://doi.org/10.1038/s41559-025-02956-5</w:t>
-        </w:r>
-      </w:hyperlink>
-      <w:r>
-        <w:t xml:space="preserve">.</w:t>
-      </w:r>
-    </w:p>
-    <w:bookmarkEnd w:id="34"/>
-    <w:bookmarkStart w:id="36" w:name="ref-Gibson2011"/>
-    <w:p>
-      <w:pPr>
-        <w:pStyle w:val="Bibliography"/>
-      </w:pPr>
-      <w:r>
-        <w:t xml:space="preserve">Gibson, Luke, Tien Ming Lee, Lian Pin Koh, et al.</w:t>
-      </w:r>
-      <w:r>
-        <w:t xml:space="preserve"> 2011.</w:t>
-      </w:r>
-      <w:r>
-        <w:t xml:space="preserve"> </w:t>
-      </w:r>
-      <w:r>
-        <w:t xml:space="preserve">« Primary forests are irreplaceable for sustaining tropical biodiversity »</w:t>
-      </w:r>
-      <w:r>
-        <w:t xml:space="preserve">.</w:t>
-      </w:r>
-      <w:r>
-        <w:t xml:space="preserve"> </w:t>
-      </w:r>
-      <w:r>
-        <w:rPr>
-          <w:i/>
-          <w:iCs/>
-        </w:rPr>
-        <w:t xml:space="preserve">Nature</w:t>
-      </w:r>
-      <w:r>
-        <w:t xml:space="preserve"> </w:t>
-      </w:r>
-      <w:r>
-        <w:t xml:space="preserve">478 (7369): 378‑81.</w:t>
-      </w:r>
-      <w:r>
-        <w:t xml:space="preserve"> </w:t>
-      </w:r>
-      <w:hyperlink r:id="rId35">
-        <w:r>
-          <w:rPr>
-            <w:rStyle w:val="Hyperlink"/>
-          </w:rPr>
-          <w:t xml:space="preserve">https://doi.org/10.1038/nature10425</w:t>
-        </w:r>
-      </w:hyperlink>
-      <w:r>
-        <w:t xml:space="preserve">.</w:t>
-      </w:r>
-    </w:p>
-    <w:bookmarkEnd w:id="36"/>
-    <w:bookmarkStart w:id="37" w:name="ref-Gourlet-Fleury2004"/>
-    <w:p>
-      <w:pPr>
-        <w:pStyle w:val="Bibliography"/>
-      </w:pPr>
-      <w:r>
-        <w:t xml:space="preserve">Gourlet-Fleury, Sylvie, Jean Marc Guehl, et Olivier Laroussinie. 2004.</w:t>
-      </w:r>
-      <w:r>
-        <w:t xml:space="preserve"> </w:t>
-      </w:r>
-      <w:r>
-        <w:rPr>
-          <w:i/>
-          <w:iCs/>
-        </w:rPr>
-        <w:t xml:space="preserve">Ecology &amp; management of a neotropical rainforest. Lessons drawn from Paracou, a long-term experimental research site in French Guiana</w:t>
-      </w:r>
-      <w:r>
-        <w:t xml:space="preserve">. Elsevier.</w:t>
-      </w:r>
-    </w:p>
-    <w:bookmarkEnd w:id="37"/>
-    <w:bookmarkStart w:id="39" w:name="ref-hill1973"/>
-    <w:p>
-      <w:pPr>
-        <w:pStyle w:val="Bibliography"/>
-      </w:pPr>
-      <w:r>
-        <w:t xml:space="preserve">Hill, M. O. 1973.</w:t>
-      </w:r>
-      <w:r>
-        <w:t xml:space="preserve"> </w:t>
-      </w:r>
-      <w:r>
-        <w:t xml:space="preserve">« Diversity and Evenness: A Unifying Notation and Its Consequences »</w:t>
-      </w:r>
-      <w:r>
-        <w:t xml:space="preserve">.</w:t>
-      </w:r>
-      <w:r>
-        <w:t xml:space="preserve"> </w:t>
-      </w:r>
-      <w:r>
-        <w:rPr>
-          <w:i/>
-          <w:iCs/>
-        </w:rPr>
-        <w:t xml:space="preserve">Ecology</w:t>
-      </w:r>
-      <w:r>
-        <w:t xml:space="preserve"> </w:t>
-      </w:r>
-      <w:r>
-        <w:t xml:space="preserve">54 (2): 427‑32.</w:t>
-      </w:r>
-      <w:r>
-        <w:t xml:space="preserve"> </w:t>
-      </w:r>
-      <w:hyperlink r:id="rId38">
-        <w:r>
-          <w:rPr>
-            <w:rStyle w:val="Hyperlink"/>
-          </w:rPr>
-          <w:t xml:space="preserve">https://doi.org/10.2307/1934352</w:t>
-        </w:r>
-      </w:hyperlink>
-      <w:r>
-        <w:t xml:space="preserve">.</w:t>
-      </w:r>
-    </w:p>
-    <w:bookmarkEnd w:id="39"/>
-    <w:bookmarkStart w:id="41" w:name="ref-Liang2022"/>
-    <w:p>
-      <w:pPr>
-        <w:pStyle w:val="Bibliography"/>
-      </w:pPr>
-      <w:r>
-        <w:t xml:space="preserve">Liang, Jingjing, Javier G. P. Gamarra, Nicolas Picard, et al.</w:t>
-      </w:r>
-      <w:r>
-        <w:t xml:space="preserve"> 2022.</w:t>
-      </w:r>
-      <w:r>
-        <w:t xml:space="preserve"> </w:t>
-      </w:r>
-      <w:r>
-        <w:t xml:space="preserve">« Co-limitation towards lower latitudes shapes global forest diversity gradients »</w:t>
-      </w:r>
-      <w:r>
-        <w:t xml:space="preserve">.</w:t>
-      </w:r>
-      <w:r>
-        <w:t xml:space="preserve"> </w:t>
-      </w:r>
-      <w:r>
-        <w:rPr>
-          <w:i/>
-          <w:iCs/>
-        </w:rPr>
-        <w:t xml:space="preserve">Nature Ecology &amp; Evolution</w:t>
-      </w:r>
-      <w:r>
-        <w:t xml:space="preserve"> </w:t>
-      </w:r>
-      <w:r>
-        <w:t xml:space="preserve">6 (août): 1423‑37.</w:t>
-      </w:r>
-      <w:r>
-        <w:t xml:space="preserve"> </w:t>
-      </w:r>
-      <w:hyperlink r:id="rId40">
-        <w:r>
-          <w:rPr>
-            <w:rStyle w:val="Hyperlink"/>
-          </w:rPr>
-          <w:t xml:space="preserve">https://doi.org/10.1038/s41559-022-01831-x</w:t>
-        </w:r>
-      </w:hyperlink>
-      <w:r>
-        <w:t xml:space="preserve">.</w:t>
-      </w:r>
-    </w:p>
-    <w:bookmarkEnd w:id="41"/>
-    <w:bookmarkStart w:id="42" w:name="ref-MacArthur1967"/>
-    <w:p>
-      <w:pPr>
-        <w:pStyle w:val="Bibliography"/>
-      </w:pPr>
-      <w:r>
-        <w:t xml:space="preserve">MacArthur, Robert H., et Edward O. Wilson. 1967.</w:t>
-      </w:r>
-      <w:r>
-        <w:t xml:space="preserve"> </w:t>
-      </w:r>
-      <w:r>
-        <w:rPr>
-          <w:i/>
-          <w:iCs/>
-        </w:rPr>
-        <w:t xml:space="preserve">The theory of island biogeography</w:t>
-      </w:r>
-      <w:r>
-        <w:t xml:space="preserve">. Monographs in population biology. Princeton University Press.</w:t>
-      </w:r>
-    </w:p>
-    <w:bookmarkEnd w:id="42"/>
-    <w:bookmarkStart w:id="43" w:name="ref-Marcon2026a"/>
-    <w:p>
-      <w:pPr>
-        <w:pStyle w:val="Bibliography"/>
-      </w:pPr>
-      <w:r>
-        <w:t xml:space="preserve">Marcon, Eric, et Florence Puech. under review.</w:t>
-      </w:r>
-      <w:r>
-        <w:t xml:space="preserve"> </w:t>
-      </w:r>
-      <w:r>
-        <w:t xml:space="preserve">« divent: an</w:t>
-      </w:r>
-      <w:r>
-        <w:t xml:space="preserve"> </w:t>
-      </w:r>
-      <w:r>
-        <w:t xml:space="preserve">R</w:t>
-      </w:r>
-      <w:r>
-        <w:t xml:space="preserve"> </w:t>
-      </w:r>
-      <w:r>
-        <w:t xml:space="preserve">Package for Diversity Measures Based on Entropy »</w:t>
-      </w:r>
-      <w:r>
-        <w:t xml:space="preserve">.</w:t>
-      </w:r>
-      <w:r>
-        <w:t xml:space="preserve"> </w:t>
-      </w:r>
-      <w:r>
-        <w:rPr>
-          <w:i/>
-          <w:iCs/>
-        </w:rPr>
-        <w:t xml:space="preserve">Journal of Open Source Software</w:t>
-      </w:r>
-      <w:r>
-        <w:t xml:space="preserve">, under review.</w:t>
-      </w:r>
-    </w:p>
-    <w:bookmarkEnd w:id="43"/>
-    <w:bookmarkStart w:id="45" w:name="ref-R"/>
-    <w:p>
-      <w:pPr>
-        <w:pStyle w:val="Bibliography"/>
-      </w:pPr>
-      <w:r>
-        <w:t xml:space="preserve">R Core Team. 2026.</w:t>
-      </w:r>
-      <w:r>
-        <w:t xml:space="preserve"> </w:t>
-      </w:r>
-      <w:r>
-        <w:rPr>
-          <w:i/>
-          <w:iCs/>
-        </w:rPr>
-        <w:t xml:space="preserve">R: A Language and Environment for Statistical Computing</w:t>
-      </w:r>
-      <w:r>
-        <w:t xml:space="preserve">. R Foundation for Statistical Computing.</w:t>
-      </w:r>
-      <w:r>
-        <w:t xml:space="preserve"> </w:t>
-      </w:r>
-      <w:hyperlink r:id="rId44">
-        <w:r>
-          <w:rPr>
-            <w:rStyle w:val="Hyperlink"/>
-          </w:rPr>
-          <w:t xml:space="preserve">https://doi.org/10.32614/R.manuals</w:t>
-        </w:r>
-      </w:hyperlink>
-      <w:r>
-        <w:t xml:space="preserve">.</w:t>
-      </w:r>
-    </w:p>
-    <w:bookmarkEnd w:id="45"/>
-    <w:bookmarkStart w:id="46" w:name="ref-Raby2017"/>
-    <w:p>
-      <w:pPr>
-        <w:pStyle w:val="Bibliography"/>
-      </w:pPr>
-      <w:r>
-        <w:t xml:space="preserve">Raby, Megan. 2017.</w:t>
-      </w:r>
-      <w:r>
-        <w:t xml:space="preserve"> </w:t>
-      </w:r>
-      <w:r>
-        <w:rPr>
-          <w:i/>
-          <w:iCs/>
-        </w:rPr>
-        <w:t xml:space="preserve">American tropics: the Caribbean roots of biodiversity science</w:t>
-      </w:r>
-      <w:r>
-        <w:t xml:space="preserve">. Flows, migrations, et exchanges. The University of North Carolina Press.</w:t>
-      </w:r>
-    </w:p>
-    <w:bookmarkEnd w:id="46"/>
-    <w:bookmarkStart w:id="48" w:name="ref-sánchez-giraldo2021"/>
-    <w:p>
-      <w:pPr>
-        <w:pStyle w:val="Bibliography"/>
-      </w:pPr>
-      <w:r>
-        <w:t xml:space="preserve">Sánchez-Giraldo, Camilo, Camilo Correa Ayram, et Juan M. Daza. 2021.</w:t>
-      </w:r>
-      <w:r>
-        <w:t xml:space="preserve"> </w:t>
-      </w:r>
-      <w:r>
-        <w:t xml:space="preserve">« Environmental sound as a mirror of landscape ecological integrity in monitoring programs »</w:t>
-      </w:r>
-      <w:r>
-        <w:t xml:space="preserve">.</w:t>
-      </w:r>
-      <w:r>
-        <w:t xml:space="preserve"> </w:t>
-      </w:r>
-      <w:r>
-        <w:rPr>
-          <w:i/>
-          <w:iCs/>
-        </w:rPr>
-        <w:t xml:space="preserve">Perspectives in Ecology and Conservation</w:t>
-      </w:r>
-      <w:r>
-        <w:t xml:space="preserve"> </w:t>
-      </w:r>
-      <w:r>
-        <w:t xml:space="preserve">19 (3): 319‑28.</w:t>
-      </w:r>
-      <w:r>
-        <w:t xml:space="preserve"> </w:t>
-      </w:r>
-      <w:hyperlink r:id="rId47">
-        <w:r>
-          <w:rPr>
-            <w:rStyle w:val="Hyperlink"/>
-          </w:rPr>
-          <w:t xml:space="preserve">https://doi.org/10.1016/j.pecon.2021.04.003</w:t>
-        </w:r>
-      </w:hyperlink>
-      <w:r>
-        <w:t xml:space="preserve">.</w:t>
-      </w:r>
-    </w:p>
-    <w:bookmarkEnd w:id="48"/>
-    <w:bookmarkStart w:id="50" w:name="ref-Wright2002b"/>
-    <w:p>
-      <w:pPr>
-        <w:pStyle w:val="Bibliography"/>
-      </w:pPr>
-      <w:r>
-        <w:t xml:space="preserve">Wright, S. Joseph. 2002.</w:t>
-      </w:r>
-      <w:r>
-        <w:t xml:space="preserve"> </w:t>
-      </w:r>
-      <w:r>
-        <w:t xml:space="preserve">« Plant diversity in tropical forests: a review of mechanisms of species coexistence »</w:t>
-      </w:r>
-      <w:r>
-        <w:t xml:space="preserve">.</w:t>
-      </w:r>
-      <w:r>
-        <w:t xml:space="preserve"> </w:t>
-      </w:r>
-      <w:r>
-        <w:rPr>
-          <w:i/>
-          <w:iCs/>
-        </w:rPr>
-        <w:t xml:space="preserve">Oecologia</w:t>
-      </w:r>
-      <w:r>
-        <w:t xml:space="preserve"> </w:t>
-      </w:r>
-      <w:r>
-        <w:t xml:space="preserve">130 (1): 1‑14.</w:t>
-      </w:r>
-      <w:r>
-        <w:t xml:space="preserve"> </w:t>
-      </w:r>
-      <w:hyperlink r:id="rId49">
-        <w:r>
-          <w:rPr>
-            <w:rStyle w:val="Hyperlink"/>
-          </w:rPr>
-          <w:t xml:space="preserve">https://doi.org/10.1007/s004420100809</w:t>
-        </w:r>
-      </w:hyperlink>
-      <w:r>
-        <w:t xml:space="preserve">.</w:t>
-      </w:r>
-    </w:p>
-    <w:bookmarkEnd w:id="50"/>
-    <w:bookmarkEnd w:id="51"/>
-    <w:bookmarkEnd w:id="52"/>
     <w:sectPr>
       <w:footnotePr>
         <w:numRestart w:val="eachSect"/>
@@ -1532,12 +881,6 @@
     <w:abstractNumId w:val="990"/>
   </w:num>
   <w:num w:numId="1001">
-    <w:abstractNumId w:val="991"/>
-  </w:num>
-  <w:num w:numId="1002">
-    <w:abstractNumId w:val="991"/>
-  </w:num>
-  <w:num w:numId="1003">
     <w:abstractNumId w:val="991"/>
   </w:num>
 </w:numbering>

--- a/index.docx
+++ b/index.docx
@@ -68,6 +68,267 @@
         <w:rPr>
           <w:rStyle w:val="VerbatimChar"/>
         </w:rPr>
+        <w:t xml:space="preserve">package 'sys' successfully unpacked and SHA256 sums checked</w:t>
+      </w:r>
+      <w:r>
+        <w:br/>
+      </w:r>
+      <w:r>
+        <w:rPr>
+          <w:rStyle w:val="VerbatimChar"/>
+        </w:rPr>
+        <w:t xml:space="preserve">package 'bit' successfully unpacked and SHA256 sums checked</w:t>
+      </w:r>
+      <w:r>
+        <w:br/>
+      </w:r>
+      <w:r>
+        <w:rPr>
+          <w:rStyle w:val="VerbatimChar"/>
+        </w:rPr>
+        <w:t xml:space="preserve">package 'ps' successfully unpacked and SHA256 sums checked</w:t>
+      </w:r>
+      <w:r>
+        <w:br/>
+      </w:r>
+      <w:r>
+        <w:rPr>
+          <w:rStyle w:val="VerbatimChar"/>
+        </w:rPr>
+        <w:t xml:space="preserve">package 'RcppEigen' successfully unpacked and SHA256 sums checked</w:t>
+      </w:r>
+      <w:r>
+        <w:br/>
+      </w:r>
+      <w:r>
+        <w:rPr>
+          <w:rStyle w:val="VerbatimChar"/>
+        </w:rPr>
+        <w:t xml:space="preserve">package 'R.oo' successfully unpacked and SHA256 sums checked</w:t>
+      </w:r>
+      <w:r>
+        <w:br/>
+      </w:r>
+      <w:r>
+        <w:rPr>
+          <w:rStyle w:val="VerbatimChar"/>
+        </w:rPr>
+        <w:t xml:space="preserve">package 'R.methodsS3' successfully unpacked and SHA256 sums checked</w:t>
+      </w:r>
+      <w:r>
+        <w:br/>
+      </w:r>
+      <w:r>
+        <w:rPr>
+          <w:rStyle w:val="VerbatimChar"/>
+        </w:rPr>
+        <w:t xml:space="preserve">package 'sp' successfully unpacked and SHA256 sums checked</w:t>
+      </w:r>
+      <w:r>
+        <w:br/>
+      </w:r>
+      <w:r>
+        <w:rPr>
+          <w:rStyle w:val="VerbatimChar"/>
+        </w:rPr>
+        <w:t xml:space="preserve">package 'future.apply' successfully unpacked and SHA256 sums checked</w:t>
+      </w:r>
+      <w:r>
+        <w:br/>
+      </w:r>
+      <w:r>
+        <w:rPr>
+          <w:rStyle w:val="VerbatimChar"/>
+        </w:rPr>
+        <w:t xml:space="preserve">package 'globals' successfully unpacked and SHA256 sums checked</w:t>
+      </w:r>
+      <w:r>
+        <w:br/>
+      </w:r>
+      <w:r>
+        <w:rPr>
+          <w:rStyle w:val="VerbatimChar"/>
+        </w:rPr>
+        <w:t xml:space="preserve">package 'iterators' successfully unpacked and SHA256 sums checked</w:t>
+      </w:r>
+      <w:r>
+        <w:br/>
+      </w:r>
+      <w:r>
+        <w:rPr>
+          <w:rStyle w:val="VerbatimChar"/>
+        </w:rPr>
+        <w:t xml:space="preserve">package 'listenv' successfully unpacked and SHA256 sums checked</w:t>
+      </w:r>
+      <w:r>
+        <w:br/>
+      </w:r>
+      <w:r>
+        <w:rPr>
+          <w:rStyle w:val="VerbatimChar"/>
+        </w:rPr>
+        <w:t xml:space="preserve">package 'parallelly' successfully unpacked and SHA256 sums checked</w:t>
+      </w:r>
+      <w:r>
+        <w:br/>
+      </w:r>
+      <w:r>
+        <w:rPr>
+          <w:rStyle w:val="VerbatimChar"/>
+        </w:rPr>
+        <w:t xml:space="preserve">package 'plyr' successfully unpacked and SHA256 sums checked</w:t>
+      </w:r>
+      <w:r>
+        <w:br/>
+      </w:r>
+      <w:r>
+        <w:rPr>
+          <w:rStyle w:val="VerbatimChar"/>
+        </w:rPr>
+        <w:t xml:space="preserve">package 'tensor' successfully unpacked and SHA256 sums checked</w:t>
+      </w:r>
+      <w:r>
+        <w:br/>
+      </w:r>
+      <w:r>
+        <w:rPr>
+          <w:rStyle w:val="VerbatimChar"/>
+        </w:rPr>
+        <w:t xml:space="preserve">package 'askpass' successfully unpacked and SHA256 sums checked</w:t>
+      </w:r>
+      <w:r>
+        <w:br/>
+      </w:r>
+      <w:r>
+        <w:rPr>
+          <w:rStyle w:val="VerbatimChar"/>
+        </w:rPr>
+        <w:t xml:space="preserve">package 'bit64' successfully unpacked and SHA256 sums checked</w:t>
+      </w:r>
+      <w:r>
+        <w:br/>
+      </w:r>
+      <w:r>
+        <w:rPr>
+          <w:rStyle w:val="VerbatimChar"/>
+        </w:rPr>
+        <w:t xml:space="preserve">package 'otel' successfully unpacked and SHA256 sums checked</w:t>
+      </w:r>
+      <w:r>
+        <w:br/>
+      </w:r>
+      <w:r>
+        <w:rPr>
+          <w:rStyle w:val="VerbatimChar"/>
+        </w:rPr>
+        <w:t xml:space="preserve">package 'processx' successfully unpacked and SHA256 sums checked</w:t>
+      </w:r>
+      <w:r>
+        <w:br/>
+      </w:r>
+      <w:r>
+        <w:rPr>
+          <w:rStyle w:val="VerbatimChar"/>
+        </w:rPr>
+        <w:t xml:space="preserve">package 'proxy' successfully unpacked and SHA256 sums checked</w:t>
+      </w:r>
+      <w:r>
+        <w:br/>
+      </w:r>
+      <w:r>
+        <w:rPr>
+          <w:rStyle w:val="VerbatimChar"/>
+        </w:rPr>
+        <w:t xml:space="preserve">package 'interp' successfully unpacked and SHA256 sums checked</w:t>
+      </w:r>
+      <w:r>
+        <w:br/>
+      </w:r>
+      <w:r>
+        <w:rPr>
+          <w:rStyle w:val="VerbatimChar"/>
+        </w:rPr>
+        <w:t xml:space="preserve">package 'R.utils' successfully unpacked and SHA256 sums checked</w:t>
+      </w:r>
+      <w:r>
+        <w:br/>
+      </w:r>
+      <w:r>
+        <w:rPr>
+          <w:rStyle w:val="VerbatimChar"/>
+        </w:rPr>
+        <w:t xml:space="preserve">package 'sgeostat' successfully unpacked and SHA256 sums checked</w:t>
+      </w:r>
+      <w:r>
+        <w:br/>
+      </w:r>
+      <w:r>
+        <w:rPr>
+          <w:rStyle w:val="VerbatimChar"/>
+        </w:rPr>
+        <w:t xml:space="preserve">package 'splancs' successfully unpacked and SHA256 sums checked</w:t>
+      </w:r>
+      <w:r>
+        <w:br/>
+      </w:r>
+      <w:r>
+        <w:rPr>
+          <w:rStyle w:val="VerbatimChar"/>
+        </w:rPr>
+        <w:t xml:space="preserve">package 'cubature' successfully unpacked and SHA256 sums checked</w:t>
+      </w:r>
+      <w:r>
+        <w:br/>
+      </w:r>
+      <w:r>
+        <w:rPr>
+          <w:rStyle w:val="VerbatimChar"/>
+        </w:rPr>
+        <w:t xml:space="preserve">package 'doFuture' successfully unpacked and SHA256 sums checked</w:t>
+      </w:r>
+      <w:r>
+        <w:br/>
+      </w:r>
+      <w:r>
+        <w:rPr>
+          <w:rStyle w:val="VerbatimChar"/>
+        </w:rPr>
+        <w:t xml:space="preserve">package 'foreach' successfully unpacked and SHA256 sums checked</w:t>
+      </w:r>
+      <w:r>
+        <w:br/>
+      </w:r>
+      <w:r>
+        <w:rPr>
+          <w:rStyle w:val="VerbatimChar"/>
+        </w:rPr>
+        <w:t xml:space="preserve">package 'future' successfully unpacked and SHA256 sums checked</w:t>
+      </w:r>
+      <w:r>
+        <w:br/>
+      </w:r>
+      <w:r>
+        <w:rPr>
+          <w:rStyle w:val="VerbatimChar"/>
+        </w:rPr>
+        <w:t xml:space="preserve">package 'progressr' successfully unpacked and SHA256 sums checked</w:t>
+      </w:r>
+      <w:r>
+        <w:br/>
+      </w:r>
+      <w:r>
+        <w:rPr>
+          <w:rStyle w:val="VerbatimChar"/>
+        </w:rPr>
+        <w:t xml:space="preserve">package 'reshape2' successfully unpacked and SHA256 sums checked</w:t>
+      </w:r>
+      <w:r>
+        <w:br/>
+      </w:r>
+      <w:r>
+        <w:rPr>
+          <w:rStyle w:val="VerbatimChar"/>
+        </w:rPr>
         <w:t xml:space="preserve">package 'spatstat.utils' successfully unpacked and SHA256 sums checked</w:t>
       </w:r>
       <w:r>
@@ -77,6 +338,258 @@
         <w:rPr>
           <w:rStyle w:val="VerbatimChar"/>
         </w:rPr>
+        <w:t xml:space="preserve">package 'generics' successfully unpacked and SHA256 sums checked</w:t>
+      </w:r>
+      <w:r>
+        <w:br/>
+      </w:r>
+      <w:r>
+        <w:rPr>
+          <w:rStyle w:val="VerbatimChar"/>
+        </w:rPr>
+        <w:t xml:space="preserve">package 'tidyselect' successfully unpacked and SHA256 sums checked</w:t>
+      </w:r>
+      <w:r>
+        <w:br/>
+      </w:r>
+      <w:r>
+        <w:rPr>
+          <w:rStyle w:val="VerbatimChar"/>
+        </w:rPr>
+        <w:t xml:space="preserve">package 'pkgconfig' successfully unpacked and SHA256 sums checked</w:t>
+      </w:r>
+      <w:r>
+        <w:br/>
+      </w:r>
+      <w:r>
+        <w:rPr>
+          <w:rStyle w:val="VerbatimChar"/>
+        </w:rPr>
+        <w:t xml:space="preserve">package 'rbibutils' successfully unpacked and SHA256 sums checked</w:t>
+      </w:r>
+      <w:r>
+        <w:br/>
+      </w:r>
+      <w:r>
+        <w:rPr>
+          <w:rStyle w:val="VerbatimChar"/>
+        </w:rPr>
+        <w:t xml:space="preserve">package 'spatstat.data' successfully unpacked and SHA256 sums checked</w:t>
+      </w:r>
+      <w:r>
+        <w:br/>
+      </w:r>
+      <w:r>
+        <w:rPr>
+          <w:rStyle w:val="VerbatimChar"/>
+        </w:rPr>
+        <w:t xml:space="preserve">package 'spatstat.univar' successfully unpacked and SHA256 sums checked</w:t>
+      </w:r>
+      <w:r>
+        <w:br/>
+      </w:r>
+      <w:r>
+        <w:rPr>
+          <w:rStyle w:val="VerbatimChar"/>
+        </w:rPr>
+        <w:t xml:space="preserve">package 'spatstat.sparse' successfully unpacked and SHA256 sums checked</w:t>
+      </w:r>
+      <w:r>
+        <w:br/>
+      </w:r>
+      <w:r>
+        <w:rPr>
+          <w:rStyle w:val="VerbatimChar"/>
+        </w:rPr>
+        <w:t xml:space="preserve">package 'goftest' successfully unpacked and SHA256 sums checked</w:t>
+      </w:r>
+      <w:r>
+        <w:br/>
+      </w:r>
+      <w:r>
+        <w:rPr>
+          <w:rStyle w:val="VerbatimChar"/>
+        </w:rPr>
+        <w:t xml:space="preserve">package 'deldir' successfully unpacked and SHA256 sums checked</w:t>
+      </w:r>
+      <w:r>
+        <w:br/>
+      </w:r>
+      <w:r>
+        <w:rPr>
+          <w:rStyle w:val="VerbatimChar"/>
+        </w:rPr>
+        <w:t xml:space="preserve">package 'polyclip' successfully unpacked and SHA256 sums checked</w:t>
+      </w:r>
+      <w:r>
+        <w:br/>
+      </w:r>
+      <w:r>
+        <w:rPr>
+          <w:rStyle w:val="VerbatimChar"/>
+        </w:rPr>
+        <w:t xml:space="preserve">package 'backports' successfully unpacked and SHA256 sums checked</w:t>
+      </w:r>
+      <w:r>
+        <w:br/>
+      </w:r>
+      <w:r>
+        <w:rPr>
+          <w:rStyle w:val="VerbatimChar"/>
+        </w:rPr>
+        <w:t xml:space="preserve">package 'blob' successfully unpacked and SHA256 sums checked</w:t>
+      </w:r>
+      <w:r>
+        <w:br/>
+      </w:r>
+      <w:r>
+        <w:rPr>
+          <w:rStyle w:val="VerbatimChar"/>
+        </w:rPr>
+        <w:t xml:space="preserve">package 'data.table' successfully unpacked and SHA256 sums checked</w:t>
+      </w:r>
+      <w:r>
+        <w:br/>
+      </w:r>
+      <w:r>
+        <w:rPr>
+          <w:rStyle w:val="VerbatimChar"/>
+        </w:rPr>
+        <w:t xml:space="preserve">package 'gargle' successfully unpacked and SHA256 sums checked</w:t>
+      </w:r>
+      <w:r>
+        <w:br/>
+      </w:r>
+      <w:r>
+        <w:rPr>
+          <w:rStyle w:val="VerbatimChar"/>
+        </w:rPr>
+        <w:t xml:space="preserve">package 'uuid' successfully unpacked and SHA256 sums checked</w:t>
+      </w:r>
+      <w:r>
+        <w:br/>
+      </w:r>
+      <w:r>
+        <w:rPr>
+          <w:rStyle w:val="VerbatimChar"/>
+        </w:rPr>
+        <w:t xml:space="preserve">package 'curl' successfully unpacked and SHA256 sums checked</w:t>
+      </w:r>
+      <w:r>
+        <w:br/>
+      </w:r>
+      <w:r>
+        <w:rPr>
+          <w:rStyle w:val="VerbatimChar"/>
+        </w:rPr>
+        <w:t xml:space="preserve">package 'ids' successfully unpacked and SHA256 sums checked</w:t>
+      </w:r>
+      <w:r>
+        <w:br/>
+      </w:r>
+      <w:r>
+        <w:rPr>
+          <w:rStyle w:val="VerbatimChar"/>
+        </w:rPr>
+        <w:t xml:space="preserve">package 'rematch2' successfully unpacked and SHA256 sums checked</w:t>
+      </w:r>
+      <w:r>
+        <w:br/>
+      </w:r>
+      <w:r>
+        <w:rPr>
+          <w:rStyle w:val="VerbatimChar"/>
+        </w:rPr>
+        <w:t xml:space="preserve">package 'openssl' successfully unpacked and SHA256 sums checked</w:t>
+      </w:r>
+      <w:r>
+        <w:br/>
+      </w:r>
+      <w:r>
+        <w:rPr>
+          <w:rStyle w:val="VerbatimChar"/>
+        </w:rPr>
+        <w:t xml:space="preserve">package 'timechange' successfully unpacked and SHA256 sums checked</w:t>
+      </w:r>
+      <w:r>
+        <w:br/>
+      </w:r>
+      <w:r>
+        <w:rPr>
+          <w:rStyle w:val="VerbatimChar"/>
+        </w:rPr>
+        <w:t xml:space="preserve">package 'utf8' successfully unpacked and SHA256 sums checked</w:t>
+      </w:r>
+      <w:r>
+        <w:br/>
+      </w:r>
+      <w:r>
+        <w:rPr>
+          <w:rStyle w:val="VerbatimChar"/>
+        </w:rPr>
+        <w:t xml:space="preserve">package 'systemfonts' successfully unpacked and SHA256 sums checked</w:t>
+      </w:r>
+      <w:r>
+        <w:br/>
+      </w:r>
+      <w:r>
+        <w:rPr>
+          <w:rStyle w:val="VerbatimChar"/>
+        </w:rPr>
+        <w:t xml:space="preserve">package 'textshaping' successfully unpacked and SHA256 sums checked</w:t>
+      </w:r>
+      <w:r>
+        <w:br/>
+      </w:r>
+      <w:r>
+        <w:rPr>
+          <w:rStyle w:val="VerbatimChar"/>
+        </w:rPr>
+        <w:t xml:space="preserve">package 'clipr' successfully unpacked and SHA256 sums checked</w:t>
+      </w:r>
+      <w:r>
+        <w:br/>
+      </w:r>
+      <w:r>
+        <w:rPr>
+          <w:rStyle w:val="VerbatimChar"/>
+        </w:rPr>
+        <w:t xml:space="preserve">package 'crayon' successfully unpacked and SHA256 sums checked</w:t>
+      </w:r>
+      <w:r>
+        <w:br/>
+      </w:r>
+      <w:r>
+        <w:rPr>
+          <w:rStyle w:val="VerbatimChar"/>
+        </w:rPr>
+        <w:t xml:space="preserve">package 'vroom' successfully unpacked and SHA256 sums checked</w:t>
+      </w:r>
+      <w:r>
+        <w:br/>
+      </w:r>
+      <w:r>
+        <w:rPr>
+          <w:rStyle w:val="VerbatimChar"/>
+        </w:rPr>
+        <w:t xml:space="preserve">package 'tzdb' successfully unpacked and SHA256 sums checked</w:t>
+      </w:r>
+      <w:r>
+        <w:br/>
+      </w:r>
+      <w:r>
+        <w:rPr>
+          <w:rStyle w:val="VerbatimChar"/>
+        </w:rPr>
+        <w:t xml:space="preserve">package 'callr' successfully unpacked and SHA256 sums checked</w:t>
+      </w:r>
+      <w:r>
+        <w:br/>
+      </w:r>
+      <w:r>
+        <w:rPr>
+          <w:rStyle w:val="VerbatimChar"/>
+        </w:rPr>
         <w:t xml:space="preserve">package 'selectr' successfully unpacked and SHA256 sums checked</w:t>
       </w:r>
       <w:r>
@@ -86,6 +599,186 @@
         <w:rPr>
           <w:rStyle w:val="VerbatimChar"/>
         </w:rPr>
+        <w:t xml:space="preserve">package 'stringi' successfully unpacked and SHA256 sums checked</w:t>
+      </w:r>
+      <w:r>
+        <w:br/>
+      </w:r>
+      <w:r>
+        <w:rPr>
+          <w:rStyle w:val="VerbatimChar"/>
+        </w:rPr>
+        <w:t xml:space="preserve">package 'rematch' successfully unpacked and SHA256 sums checked</w:t>
+      </w:r>
+      <w:r>
+        <w:br/>
+      </w:r>
+      <w:r>
+        <w:rPr>
+          <w:rStyle w:val="VerbatimChar"/>
+        </w:rPr>
+        <w:t xml:space="preserve">package 'prettyunits' successfully unpacked and SHA256 sums checked</w:t>
+      </w:r>
+      <w:r>
+        <w:br/>
+      </w:r>
+      <w:r>
+        <w:rPr>
+          <w:rStyle w:val="VerbatimChar"/>
+        </w:rPr>
+        <w:t xml:space="preserve">package 'e1071' successfully unpacked and SHA256 sums checked</w:t>
+      </w:r>
+      <w:r>
+        <w:br/>
+      </w:r>
+      <w:r>
+        <w:rPr>
+          <w:rStyle w:val="VerbatimChar"/>
+        </w:rPr>
+        <w:t xml:space="preserve">package 'wk' successfully unpacked and SHA256 sums checked</w:t>
+      </w:r>
+      <w:r>
+        <w:br/>
+      </w:r>
+      <w:r>
+        <w:rPr>
+          <w:rStyle w:val="VerbatimChar"/>
+        </w:rPr>
+        <w:t xml:space="preserve">package 'jpeg' successfully unpacked and SHA256 sums checked</w:t>
+      </w:r>
+      <w:r>
+        <w:br/>
+      </w:r>
+      <w:r>
+        <w:rPr>
+          <w:rStyle w:val="VerbatimChar"/>
+        </w:rPr>
+        <w:t xml:space="preserve">package 'png' successfully unpacked and SHA256 sums checked</w:t>
+      </w:r>
+      <w:r>
+        <w:br/>
+      </w:r>
+      <w:r>
+        <w:rPr>
+          <w:rStyle w:val="VerbatimChar"/>
+        </w:rPr>
+        <w:t xml:space="preserve">package 'farver' successfully unpacked and SHA256 sums checked</w:t>
+      </w:r>
+      <w:r>
+        <w:br/>
+      </w:r>
+      <w:r>
+        <w:rPr>
+          <w:rStyle w:val="VerbatimChar"/>
+        </w:rPr>
+        <w:t xml:space="preserve">package 'labeling' successfully unpacked and SHA256 sums checked</w:t>
+      </w:r>
+      <w:r>
+        <w:br/>
+      </w:r>
+      <w:r>
+        <w:rPr>
+          <w:rStyle w:val="VerbatimChar"/>
+        </w:rPr>
+        <w:t xml:space="preserve">package 'Rcpp' successfully unpacked and SHA256 sums checked</w:t>
+      </w:r>
+      <w:r>
+        <w:br/>
+      </w:r>
+      <w:r>
+        <w:rPr>
+          <w:rStyle w:val="VerbatimChar"/>
+        </w:rPr>
+        <w:t xml:space="preserve">package 'alphahull' successfully unpacked and SHA256 sums checked</w:t>
+      </w:r>
+      <w:r>
+        <w:br/>
+      </w:r>
+      <w:r>
+        <w:rPr>
+          <w:rStyle w:val="VerbatimChar"/>
+        </w:rPr>
+        <w:t xml:space="preserve">package 'ape' successfully unpacked and SHA256 sums checked</w:t>
+      </w:r>
+      <w:r>
+        <w:br/>
+      </w:r>
+      <w:r>
+        <w:rPr>
+          <w:rStyle w:val="VerbatimChar"/>
+        </w:rPr>
+        <w:t xml:space="preserve">package 'dbmss' successfully unpacked and SHA256 sums checked</w:t>
+      </w:r>
+      <w:r>
+        <w:br/>
+      </w:r>
+      <w:r>
+        <w:rPr>
+          <w:rStyle w:val="VerbatimChar"/>
+        </w:rPr>
+        <w:t xml:space="preserve">package 'dplyr' successfully unpacked and SHA256 sums checked</w:t>
+      </w:r>
+      <w:r>
+        <w:br/>
+      </w:r>
+      <w:r>
+        <w:rPr>
+          <w:rStyle w:val="VerbatimChar"/>
+        </w:rPr>
+        <w:t xml:space="preserve">package 'igraph' successfully unpacked and SHA256 sums checked</w:t>
+      </w:r>
+      <w:r>
+        <w:br/>
+      </w:r>
+      <w:r>
+        <w:rPr>
+          <w:rStyle w:val="VerbatimChar"/>
+        </w:rPr>
+        <w:t xml:space="preserve">package 'EntropyEstimation' successfully unpacked and SHA256 sums checked</w:t>
+      </w:r>
+      <w:r>
+        <w:br/>
+      </w:r>
+      <w:r>
+        <w:rPr>
+          <w:rStyle w:val="VerbatimChar"/>
+        </w:rPr>
+        <w:t xml:space="preserve">package 'RColorBrewer' successfully unpacked and SHA256 sums checked</w:t>
+      </w:r>
+      <w:r>
+        <w:br/>
+      </w:r>
+      <w:r>
+        <w:rPr>
+          <w:rStyle w:val="VerbatimChar"/>
+        </w:rPr>
+        <w:t xml:space="preserve">package 'RcppParallel' successfully unpacked and SHA256 sums checked</w:t>
+      </w:r>
+      <w:r>
+        <w:br/>
+      </w:r>
+      <w:r>
+        <w:rPr>
+          <w:rStyle w:val="VerbatimChar"/>
+        </w:rPr>
+        <w:t xml:space="preserve">package 'Rdpack' successfully unpacked and SHA256 sums checked</w:t>
+      </w:r>
+      <w:r>
+        <w:br/>
+      </w:r>
+      <w:r>
+        <w:rPr>
+          <w:rStyle w:val="VerbatimChar"/>
+        </w:rPr>
+        <w:t xml:space="preserve">package 'spatstat.explore' successfully unpacked and SHA256 sums checked</w:t>
+      </w:r>
+      <w:r>
+        <w:br/>
+      </w:r>
+      <w:r>
+        <w:rPr>
+          <w:rStyle w:val="VerbatimChar"/>
+        </w:rPr>
         <w:t xml:space="preserve">package 'spatstat.geom' successfully unpacked and SHA256 sums checked</w:t>
       </w:r>
       <w:r>
@@ -95,6 +788,429 @@
         <w:rPr>
           <w:rStyle w:val="VerbatimChar"/>
         </w:rPr>
+        <w:t xml:space="preserve">package 'spatstat.random' successfully unpacked and SHA256 sums checked</w:t>
+      </w:r>
+      <w:r>
+        <w:br/>
+      </w:r>
+      <w:r>
+        <w:rPr>
+          <w:rStyle w:val="VerbatimChar"/>
+        </w:rPr>
+        <w:t xml:space="preserve">package 'tibble' successfully unpacked and SHA256 sums checked</w:t>
+      </w:r>
+      <w:r>
+        <w:br/>
+      </w:r>
+      <w:r>
+        <w:rPr>
+          <w:rStyle w:val="VerbatimChar"/>
+        </w:rPr>
+        <w:t xml:space="preserve">package 'tidyr' successfully unpacked and SHA256 sums checked</w:t>
+      </w:r>
+      <w:r>
+        <w:br/>
+      </w:r>
+      <w:r>
+        <w:rPr>
+          <w:rStyle w:val="VerbatimChar"/>
+        </w:rPr>
+        <w:t xml:space="preserve">package 'broom' successfully unpacked and SHA256 sums checked</w:t>
+      </w:r>
+      <w:r>
+        <w:br/>
+      </w:r>
+      <w:r>
+        <w:rPr>
+          <w:rStyle w:val="VerbatimChar"/>
+        </w:rPr>
+        <w:t xml:space="preserve">package 'conflicted' successfully unpacked and SHA256 sums checked</w:t>
+      </w:r>
+      <w:r>
+        <w:br/>
+      </w:r>
+      <w:r>
+        <w:rPr>
+          <w:rStyle w:val="VerbatimChar"/>
+        </w:rPr>
+        <w:t xml:space="preserve">package 'dbplyr' successfully unpacked and SHA256 sums checked</w:t>
+      </w:r>
+      <w:r>
+        <w:br/>
+      </w:r>
+      <w:r>
+        <w:rPr>
+          <w:rStyle w:val="VerbatimChar"/>
+        </w:rPr>
+        <w:t xml:space="preserve">package 'dtplyr' successfully unpacked and SHA256 sums checked</w:t>
+      </w:r>
+      <w:r>
+        <w:br/>
+      </w:r>
+      <w:r>
+        <w:rPr>
+          <w:rStyle w:val="VerbatimChar"/>
+        </w:rPr>
+        <w:t xml:space="preserve">package 'forcats' successfully unpacked and SHA256 sums checked</w:t>
+      </w:r>
+      <w:r>
+        <w:br/>
+      </w:r>
+      <w:r>
+        <w:rPr>
+          <w:rStyle w:val="VerbatimChar"/>
+        </w:rPr>
+        <w:t xml:space="preserve">package 'googledrive' successfully unpacked and SHA256 sums checked</w:t>
+      </w:r>
+      <w:r>
+        <w:br/>
+      </w:r>
+      <w:r>
+        <w:rPr>
+          <w:rStyle w:val="VerbatimChar"/>
+        </w:rPr>
+        <w:t xml:space="preserve">package 'googlesheets4' successfully unpacked and SHA256 sums checked</w:t>
+      </w:r>
+      <w:r>
+        <w:br/>
+      </w:r>
+      <w:r>
+        <w:rPr>
+          <w:rStyle w:val="VerbatimChar"/>
+        </w:rPr>
+        <w:t xml:space="preserve">package 'haven' successfully unpacked and SHA256 sums checked</w:t>
+      </w:r>
+      <w:r>
+        <w:br/>
+      </w:r>
+      <w:r>
+        <w:rPr>
+          <w:rStyle w:val="VerbatimChar"/>
+        </w:rPr>
+        <w:t xml:space="preserve">package 'hms' successfully unpacked and SHA256 sums checked</w:t>
+      </w:r>
+      <w:r>
+        <w:br/>
+      </w:r>
+      <w:r>
+        <w:rPr>
+          <w:rStyle w:val="VerbatimChar"/>
+        </w:rPr>
+        <w:t xml:space="preserve">package 'httr' successfully unpacked and SHA256 sums checked</w:t>
+      </w:r>
+      <w:r>
+        <w:br/>
+      </w:r>
+      <w:r>
+        <w:rPr>
+          <w:rStyle w:val="VerbatimChar"/>
+        </w:rPr>
+        <w:t xml:space="preserve">package 'lubridate' successfully unpacked and SHA256 sums checked</w:t>
+      </w:r>
+      <w:r>
+        <w:br/>
+      </w:r>
+      <w:r>
+        <w:rPr>
+          <w:rStyle w:val="VerbatimChar"/>
+        </w:rPr>
+        <w:t xml:space="preserve">package 'magrittr' successfully unpacked and SHA256 sums checked</w:t>
+      </w:r>
+      <w:r>
+        <w:br/>
+      </w:r>
+      <w:r>
+        <w:rPr>
+          <w:rStyle w:val="VerbatimChar"/>
+        </w:rPr>
+        <w:t xml:space="preserve">package 'modelr' successfully unpacked and SHA256 sums checked</w:t>
+      </w:r>
+      <w:r>
+        <w:br/>
+      </w:r>
+      <w:r>
+        <w:rPr>
+          <w:rStyle w:val="VerbatimChar"/>
+        </w:rPr>
+        <w:t xml:space="preserve">package 'pillar' successfully unpacked and SHA256 sums checked</w:t>
+      </w:r>
+      <w:r>
+        <w:br/>
+      </w:r>
+      <w:r>
+        <w:rPr>
+          <w:rStyle w:val="VerbatimChar"/>
+        </w:rPr>
+        <w:t xml:space="preserve">package 'purrr' successfully unpacked and SHA256 sums checked</w:t>
+      </w:r>
+      <w:r>
+        <w:br/>
+      </w:r>
+      <w:r>
+        <w:rPr>
+          <w:rStyle w:val="VerbatimChar"/>
+        </w:rPr>
+        <w:t xml:space="preserve">package 'ragg' successfully unpacked and SHA256 sums checked</w:t>
+      </w:r>
+      <w:r>
+        <w:br/>
+      </w:r>
+      <w:r>
+        <w:rPr>
+          <w:rStyle w:val="VerbatimChar"/>
+        </w:rPr>
+        <w:t xml:space="preserve">package 'readr' successfully unpacked and SHA256 sums checked</w:t>
+      </w:r>
+      <w:r>
+        <w:br/>
+      </w:r>
+      <w:r>
+        <w:rPr>
+          <w:rStyle w:val="VerbatimChar"/>
+        </w:rPr>
+        <w:t xml:space="preserve">package 'reprex' successfully unpacked and SHA256 sums checked</w:t>
+      </w:r>
+      <w:r>
+        <w:br/>
+      </w:r>
+      <w:r>
+        <w:rPr>
+          <w:rStyle w:val="VerbatimChar"/>
+        </w:rPr>
+        <w:t xml:space="preserve">package 'rstudioapi' successfully unpacked and SHA256 sums checked</w:t>
+      </w:r>
+      <w:r>
+        <w:br/>
+      </w:r>
+      <w:r>
+        <w:rPr>
+          <w:rStyle w:val="VerbatimChar"/>
+        </w:rPr>
+        <w:t xml:space="preserve">package 'rvest' successfully unpacked and SHA256 sums checked</w:t>
+      </w:r>
+      <w:r>
+        <w:br/>
+      </w:r>
+      <w:r>
+        <w:rPr>
+          <w:rStyle w:val="VerbatimChar"/>
+        </w:rPr>
+        <w:t xml:space="preserve">package 'stringr' successfully unpacked and SHA256 sums checked</w:t>
+      </w:r>
+      <w:r>
+        <w:br/>
+      </w:r>
+      <w:r>
+        <w:rPr>
+          <w:rStyle w:val="VerbatimChar"/>
+        </w:rPr>
+        <w:t xml:space="preserve">package 'xml2' successfully unpacked and SHA256 sums checked</w:t>
+      </w:r>
+      <w:r>
+        <w:br/>
+      </w:r>
+      <w:r>
+        <w:rPr>
+          <w:rStyle w:val="VerbatimChar"/>
+        </w:rPr>
+        <w:t xml:space="preserve">package 'permute' successfully unpacked and SHA256 sums checked</w:t>
+      </w:r>
+      <w:r>
+        <w:br/>
+      </w:r>
+      <w:r>
+        <w:rPr>
+          <w:rStyle w:val="VerbatimChar"/>
+        </w:rPr>
+        <w:t xml:space="preserve">package 'cellranger' successfully unpacked and SHA256 sums checked</w:t>
+      </w:r>
+      <w:r>
+        <w:br/>
+      </w:r>
+      <w:r>
+        <w:rPr>
+          <w:rStyle w:val="VerbatimChar"/>
+        </w:rPr>
+        <w:t xml:space="preserve">package 'cpp11' successfully unpacked and SHA256 sums checked</w:t>
+      </w:r>
+      <w:r>
+        <w:br/>
+      </w:r>
+      <w:r>
+        <w:rPr>
+          <w:rStyle w:val="VerbatimChar"/>
+        </w:rPr>
+        <w:t xml:space="preserve">package 'progress' successfully unpacked and SHA256 sums checked</w:t>
+      </w:r>
+      <w:r>
+        <w:br/>
+      </w:r>
+      <w:r>
+        <w:rPr>
+          <w:rStyle w:val="VerbatimChar"/>
+        </w:rPr>
+        <w:t xml:space="preserve">package 'classInt' successfully unpacked and SHA256 sums checked</w:t>
+      </w:r>
+      <w:r>
+        <w:br/>
+      </w:r>
+      <w:r>
+        <w:rPr>
+          <w:rStyle w:val="VerbatimChar"/>
+        </w:rPr>
+        <w:t xml:space="preserve">package 'DBI' successfully unpacked and SHA256 sums checked</w:t>
+      </w:r>
+      <w:r>
+        <w:br/>
+      </w:r>
+      <w:r>
+        <w:rPr>
+          <w:rStyle w:val="VerbatimChar"/>
+        </w:rPr>
+        <w:t xml:space="preserve">package 's2' successfully unpacked and SHA256 sums checked</w:t>
+      </w:r>
+      <w:r>
+        <w:br/>
+      </w:r>
+      <w:r>
+        <w:rPr>
+          <w:rStyle w:val="VerbatimChar"/>
+        </w:rPr>
+        <w:t xml:space="preserve">package 'units' successfully unpacked and SHA256 sums checked</w:t>
+      </w:r>
+      <w:r>
+        <w:br/>
+      </w:r>
+      <w:r>
+        <w:rPr>
+          <w:rStyle w:val="VerbatimChar"/>
+        </w:rPr>
+        <w:t xml:space="preserve">package 'rosm' successfully unpacked and SHA256 sums checked</w:t>
+      </w:r>
+      <w:r>
+        <w:br/>
+      </w:r>
+      <w:r>
+        <w:rPr>
+          <w:rStyle w:val="VerbatimChar"/>
+        </w:rPr>
+        <w:t xml:space="preserve">package 'abind' successfully unpacked and SHA256 sums checked</w:t>
+      </w:r>
+      <w:r>
+        <w:br/>
+      </w:r>
+      <w:r>
+        <w:rPr>
+          <w:rStyle w:val="VerbatimChar"/>
+        </w:rPr>
+        <w:t xml:space="preserve">package 'scales' successfully unpacked and SHA256 sums checked</w:t>
+      </w:r>
+      <w:r>
+        <w:br/>
+      </w:r>
+      <w:r>
+        <w:rPr>
+          <w:rStyle w:val="VerbatimChar"/>
+        </w:rPr>
+        <w:t xml:space="preserve">package 'glue' successfully unpacked and SHA256 sums checked</w:t>
+      </w:r>
+      <w:r>
+        <w:br/>
+      </w:r>
+      <w:r>
+        <w:rPr>
+          <w:rStyle w:val="VerbatimChar"/>
+        </w:rPr>
+        <w:t xml:space="preserve">package 'viridisLite' successfully unpacked and SHA256 sums checked</w:t>
+      </w:r>
+      <w:r>
+        <w:br/>
+      </w:r>
+      <w:r>
+        <w:rPr>
+          <w:rStyle w:val="VerbatimChar"/>
+        </w:rPr>
+        <w:t xml:space="preserve">package 'gridExtra' successfully unpacked and SHA256 sums checked</w:t>
+      </w:r>
+      <w:r>
+        <w:br/>
+      </w:r>
+      <w:r>
+        <w:rPr>
+          <w:rStyle w:val="VerbatimChar"/>
+        </w:rPr>
+        <w:t xml:space="preserve">package 'gtable' successfully unpacked and SHA256 sums checked</w:t>
+      </w:r>
+      <w:r>
+        <w:br/>
+      </w:r>
+      <w:r>
+        <w:rPr>
+          <w:rStyle w:val="VerbatimChar"/>
+        </w:rPr>
+        <w:t xml:space="preserve">package 'isoband' successfully unpacked and SHA256 sums checked</w:t>
+      </w:r>
+      <w:r>
+        <w:br/>
+      </w:r>
+      <w:r>
+        <w:rPr>
+          <w:rStyle w:val="VerbatimChar"/>
+        </w:rPr>
+        <w:t xml:space="preserve">package 'S7' successfully unpacked and SHA256 sums checked</w:t>
+      </w:r>
+      <w:r>
+        <w:br/>
+      </w:r>
+      <w:r>
+        <w:rPr>
+          <w:rStyle w:val="VerbatimChar"/>
+        </w:rPr>
+        <w:t xml:space="preserve">package 'vctrs' successfully unpacked and SHA256 sums checked</w:t>
+      </w:r>
+      <w:r>
+        <w:br/>
+      </w:r>
+      <w:r>
+        <w:rPr>
+          <w:rStyle w:val="VerbatimChar"/>
+        </w:rPr>
+        <w:t xml:space="preserve">package 'withr' successfully unpacked and SHA256 sums checked</w:t>
+      </w:r>
+      <w:r>
+        <w:br/>
+      </w:r>
+      <w:r>
+        <w:rPr>
+          <w:rStyle w:val="VerbatimChar"/>
+        </w:rPr>
+        <w:t xml:space="preserve">package 'divent' successfully unpacked and SHA256 sums checked</w:t>
+      </w:r>
+      <w:r>
+        <w:br/>
+      </w:r>
+      <w:r>
+        <w:rPr>
+          <w:rStyle w:val="VerbatimChar"/>
+        </w:rPr>
+        <w:t xml:space="preserve">package 'tidyverse' successfully unpacked and SHA256 sums checked</w:t>
+      </w:r>
+      <w:r>
+        <w:br/>
+      </w:r>
+      <w:r>
+        <w:rPr>
+          <w:rStyle w:val="VerbatimChar"/>
+        </w:rPr>
+        <w:t xml:space="preserve">package 'vegan' successfully unpacked and SHA256 sums checked</w:t>
+      </w:r>
+      <w:r>
+        <w:br/>
+      </w:r>
+      <w:r>
+        <w:rPr>
+          <w:rStyle w:val="VerbatimChar"/>
+        </w:rPr>
         <w:t xml:space="preserve">package 'readxl' successfully unpacked and SHA256 sums checked</w:t>
       </w:r>
       <w:r>
@@ -119,6 +1235,24 @@
         <w:br/>
       </w:r>
       <w:r>
+        <w:rPr>
+          <w:rStyle w:val="VerbatimChar"/>
+        </w:rPr>
+        <w:t xml:space="preserve">package 'viridis' successfully unpacked and SHA256 sums checked</w:t>
+      </w:r>
+      <w:r>
+        <w:br/>
+      </w:r>
+      <w:r>
+        <w:rPr>
+          <w:rStyle w:val="VerbatimChar"/>
+        </w:rPr>
+        <w:t xml:space="preserve">package 'ggplot2' successfully unpacked and SHA256 sums checked</w:t>
+      </w:r>
+      <w:r>
+        <w:br/>
+      </w:r>
+      <w:r>
         <w:br/>
       </w:r>
       <w:r>
@@ -134,7 +1268,7 @@
         <w:rPr>
           <w:rStyle w:val="VerbatimChar"/>
         </w:rPr>
-        <w:t xml:space="preserve">    /var/folders/36/tjdph2t965j8snz9_vkdnw0r0000gn/T//RtmpqjNKzD/downloaded_packages</w:t>
+        <w:t xml:space="preserve">    /var/folders/36/tjdph2t965j8snz9_vkdnw0r0000gn/T//RtmphNuhVX/downloaded_packages</w:t>
       </w:r>
     </w:p>
     <w:p>

--- a/index.docx
+++ b/index.docx
@@ -1268,7 +1268,7 @@
         <w:rPr>
           <w:rStyle w:val="VerbatimChar"/>
         </w:rPr>
-        <w:t xml:space="preserve">    /var/folders/36/tjdph2t965j8snz9_vkdnw0r0000gn/T//RtmphNuhVX/downloaded_packages</w:t>
+        <w:t xml:space="preserve">    /var/folders/36/tjdph2t965j8snz9_vkdnw0r0000gn/T//RtmpB5eoIO/downloaded_packages</w:t>
       </w:r>
     </w:p>
     <w:p>
